--- a/docs/Короткие_инструкции/docx/A2_1_Загрузка_на_ESP32_прошивки.docx
+++ b/docs/Короткие_инструкции/docx/A2_1_Загрузка_на_ESP32_прошивки.docx
@@ -36,6 +36,668 @@
     </w:p>
     <w:p>
       <w:pPr>
+        <w:bidi w:val="0"/>
+        <w:rPr>
+          <w:rFonts w:hint="default"/>
+          <w:lang w:val="en-US"/>
+        </w:rPr>
+      </w:pPr>
+    </w:p>
+    <w:p>
+      <w:pPr>
+        <w:bidi w:val="0"/>
+        <w:jc w:val="center"/>
+        <w:rPr>
+          <w:rFonts w:hint="default"/>
+          <w:b/>
+          <w:bCs/>
+          <w:sz w:val="32"/>
+          <w:szCs w:val="21"/>
+          <w:lang w:val="ru-RU"/>
+        </w:rPr>
+      </w:pPr>
+      <w:r>
+        <w:rPr>
+          <w:rFonts w:hint="default"/>
+          <w:b/>
+          <w:bCs/>
+          <w:sz w:val="32"/>
+          <w:szCs w:val="21"/>
+          <w:lang w:val="ru-RU"/>
+        </w:rPr>
+        <w:t>Оглавление</w:t>
+      </w:r>
+    </w:p>
+    <w:p>
+      <w:pPr>
+        <w:bidi w:val="0"/>
+        <w:jc w:val="center"/>
+        <w:rPr>
+          <w:rFonts w:hint="default"/>
+          <w:b/>
+          <w:bCs/>
+          <w:sz w:val="32"/>
+          <w:szCs w:val="21"/>
+          <w:lang w:val="ru-RU"/>
+        </w:rPr>
+      </w:pPr>
+    </w:p>
+    <w:p>
+      <w:pPr>
+        <w:pStyle w:val="17"/>
+        <w:tabs>
+          <w:tab w:val="right" w:leader="dot" w:pos="8306"/>
+        </w:tabs>
+      </w:pPr>
+      <w:r>
+        <w:rPr>
+          <w:rFonts w:hint="default"/>
+          <w:lang w:val="ru-RU"/>
+        </w:rPr>
+        <w:fldChar w:fldCharType="begin"/>
+      </w:r>
+      <w:r>
+        <w:rPr>
+          <w:rFonts w:hint="default"/>
+          <w:lang w:val="ru-RU"/>
+        </w:rPr>
+        <w:instrText xml:space="preserve">TOC \o "1-3" \h \u </w:instrText>
+      </w:r>
+      <w:r>
+        <w:rPr>
+          <w:rFonts w:hint="default"/>
+          <w:lang w:val="ru-RU"/>
+        </w:rPr>
+        <w:fldChar w:fldCharType="separate"/>
+      </w:r>
+      <w:r>
+        <w:rPr>
+          <w:rFonts w:hint="default"/>
+          <w:lang w:val="ru-RU"/>
+        </w:rPr>
+        <w:fldChar w:fldCharType="begin"/>
+      </w:r>
+      <w:r>
+        <w:rPr>
+          <w:rFonts w:hint="default"/>
+          <w:lang w:val="ru-RU"/>
+        </w:rPr>
+        <w:instrText xml:space="preserve"> HYPERLINK \l _Toc431841300 </w:instrText>
+      </w:r>
+      <w:r>
+        <w:rPr>
+          <w:rFonts w:hint="default"/>
+          <w:lang w:val="ru-RU"/>
+        </w:rPr>
+        <w:fldChar w:fldCharType="separate"/>
+      </w:r>
+      <w:r>
+        <w:rPr>
+          <w:rFonts w:hint="default"/>
+          <w:lang w:val="ru-RU"/>
+        </w:rPr>
+        <w:t xml:space="preserve">Загрузка на </w:t>
+      </w:r>
+      <w:r>
+        <w:rPr>
+          <w:rFonts w:hint="default"/>
+          <w:lang w:val="en-US"/>
+        </w:rPr>
+        <w:t xml:space="preserve">ESP32 </w:t>
+      </w:r>
+      <w:r>
+        <w:rPr>
+          <w:rFonts w:hint="default"/>
+          <w:lang w:val="ru-RU"/>
+        </w:rPr>
+        <w:t>прошивки (шаг [A2.1])</w:t>
+      </w:r>
+      <w:r>
+        <w:tab/>
+      </w:r>
+      <w:r>
+        <w:fldChar w:fldCharType="begin"/>
+      </w:r>
+      <w:r>
+        <w:instrText xml:space="preserve"> PAGEREF _Toc431841300 \h </w:instrText>
+      </w:r>
+      <w:r>
+        <w:fldChar w:fldCharType="separate"/>
+      </w:r>
+      <w:r>
+        <w:t>1</w:t>
+      </w:r>
+      <w:r>
+        <w:fldChar w:fldCharType="end"/>
+      </w:r>
+      <w:r>
+        <w:rPr>
+          <w:rFonts w:hint="default"/>
+          <w:lang w:val="ru-RU"/>
+        </w:rPr>
+        <w:fldChar w:fldCharType="end"/>
+      </w:r>
+    </w:p>
+    <w:p>
+      <w:pPr>
+        <w:pStyle w:val="18"/>
+        <w:tabs>
+          <w:tab w:val="right" w:leader="dot" w:pos="8306"/>
+        </w:tabs>
+      </w:pPr>
+      <w:r>
+        <w:rPr>
+          <w:rFonts w:hint="default"/>
+          <w:lang w:val="ru-RU"/>
+        </w:rPr>
+        <w:fldChar w:fldCharType="begin"/>
+      </w:r>
+      <w:r>
+        <w:rPr>
+          <w:rFonts w:hint="default"/>
+          <w:lang w:val="ru-RU"/>
+        </w:rPr>
+        <w:instrText xml:space="preserve"> HYPERLINK \l _Toc1015888306 </w:instrText>
+      </w:r>
+      <w:r>
+        <w:rPr>
+          <w:rFonts w:hint="default"/>
+          <w:lang w:val="ru-RU"/>
+        </w:rPr>
+        <w:fldChar w:fldCharType="separate"/>
+      </w:r>
+      <w:r>
+        <w:rPr>
+          <w:rFonts w:hint="default"/>
+          <w:lang w:val="ru-RU"/>
+        </w:rPr>
+        <w:t>Необходимые условия</w:t>
+      </w:r>
+      <w:r>
+        <w:tab/>
+      </w:r>
+      <w:r>
+        <w:fldChar w:fldCharType="begin"/>
+      </w:r>
+      <w:r>
+        <w:instrText xml:space="preserve"> PAGEREF _Toc1015888306 \h </w:instrText>
+      </w:r>
+      <w:r>
+        <w:fldChar w:fldCharType="separate"/>
+      </w:r>
+      <w:r>
+        <w:t>1</w:t>
+      </w:r>
+      <w:r>
+        <w:fldChar w:fldCharType="end"/>
+      </w:r>
+      <w:r>
+        <w:rPr>
+          <w:rFonts w:hint="default"/>
+          <w:lang w:val="ru-RU"/>
+        </w:rPr>
+        <w:fldChar w:fldCharType="end"/>
+      </w:r>
+    </w:p>
+    <w:p>
+      <w:pPr>
+        <w:pStyle w:val="18"/>
+        <w:tabs>
+          <w:tab w:val="right" w:leader="dot" w:pos="8306"/>
+        </w:tabs>
+      </w:pPr>
+      <w:r>
+        <w:rPr>
+          <w:rFonts w:hint="default"/>
+          <w:lang w:val="ru-RU"/>
+        </w:rPr>
+        <w:fldChar w:fldCharType="begin"/>
+      </w:r>
+      <w:r>
+        <w:rPr>
+          <w:rFonts w:hint="default"/>
+          <w:lang w:val="ru-RU"/>
+        </w:rPr>
+        <w:instrText xml:space="preserve"> HYPERLINK \l _Toc1082990755 </w:instrText>
+      </w:r>
+      <w:r>
+        <w:rPr>
+          <w:rFonts w:hint="default"/>
+          <w:lang w:val="ru-RU"/>
+        </w:rPr>
+        <w:fldChar w:fldCharType="separate"/>
+      </w:r>
+      <w:r>
+        <w:rPr>
+          <w:rFonts w:hint="default"/>
+          <w:lang w:val="ru-RU"/>
+        </w:rPr>
+        <w:t xml:space="preserve">1. Установка </w:t>
+      </w:r>
+      <w:r>
+        <w:rPr>
+          <w:rFonts w:hint="default"/>
+          <w:lang w:val="en-US"/>
+        </w:rPr>
+        <w:t>Arduino-IDE</w:t>
+      </w:r>
+      <w:r>
+        <w:tab/>
+      </w:r>
+      <w:r>
+        <w:fldChar w:fldCharType="begin"/>
+      </w:r>
+      <w:r>
+        <w:instrText xml:space="preserve"> PAGEREF _Toc1082990755 \h </w:instrText>
+      </w:r>
+      <w:r>
+        <w:fldChar w:fldCharType="separate"/>
+      </w:r>
+      <w:r>
+        <w:t>1</w:t>
+      </w:r>
+      <w:r>
+        <w:fldChar w:fldCharType="end"/>
+      </w:r>
+      <w:r>
+        <w:rPr>
+          <w:rFonts w:hint="default"/>
+          <w:lang w:val="ru-RU"/>
+        </w:rPr>
+        <w:fldChar w:fldCharType="end"/>
+      </w:r>
+    </w:p>
+    <w:p>
+      <w:pPr>
+        <w:pStyle w:val="18"/>
+        <w:tabs>
+          <w:tab w:val="right" w:leader="dot" w:pos="8306"/>
+        </w:tabs>
+      </w:pPr>
+      <w:r>
+        <w:rPr>
+          <w:rFonts w:hint="default"/>
+          <w:lang w:val="ru-RU"/>
+        </w:rPr>
+        <w:fldChar w:fldCharType="begin"/>
+      </w:r>
+      <w:r>
+        <w:rPr>
+          <w:rFonts w:hint="default"/>
+          <w:lang w:val="ru-RU"/>
+        </w:rPr>
+        <w:instrText xml:space="preserve"> HYPERLINK \l _Toc862660003 </w:instrText>
+      </w:r>
+      <w:r>
+        <w:rPr>
+          <w:rFonts w:hint="default"/>
+          <w:lang w:val="ru-RU"/>
+        </w:rPr>
+        <w:fldChar w:fldCharType="separate"/>
+      </w:r>
+      <w:r>
+        <w:rPr>
+          <w:rFonts w:hint="default"/>
+          <w:lang w:val="ru-RU"/>
+        </w:rPr>
+        <w:t>2. Установка дополнительных библиотек</w:t>
+      </w:r>
+      <w:r>
+        <w:tab/>
+      </w:r>
+      <w:r>
+        <w:fldChar w:fldCharType="begin"/>
+      </w:r>
+      <w:r>
+        <w:instrText xml:space="preserve"> PAGEREF _Toc862660003 \h </w:instrText>
+      </w:r>
+      <w:r>
+        <w:fldChar w:fldCharType="separate"/>
+      </w:r>
+      <w:r>
+        <w:t>5</w:t>
+      </w:r>
+      <w:r>
+        <w:fldChar w:fldCharType="end"/>
+      </w:r>
+      <w:r>
+        <w:rPr>
+          <w:rFonts w:hint="default"/>
+          <w:lang w:val="ru-RU"/>
+        </w:rPr>
+        <w:fldChar w:fldCharType="end"/>
+      </w:r>
+    </w:p>
+    <w:p>
+      <w:pPr>
+        <w:pStyle w:val="18"/>
+        <w:tabs>
+          <w:tab w:val="right" w:leader="dot" w:pos="8306"/>
+        </w:tabs>
+      </w:pPr>
+      <w:r>
+        <w:rPr>
+          <w:rFonts w:hint="default"/>
+          <w:lang w:val="ru-RU"/>
+        </w:rPr>
+        <w:fldChar w:fldCharType="begin"/>
+      </w:r>
+      <w:r>
+        <w:rPr>
+          <w:rFonts w:hint="default"/>
+          <w:lang w:val="ru-RU"/>
+        </w:rPr>
+        <w:instrText xml:space="preserve"> HYPERLINK \l _Toc1899379536 </w:instrText>
+      </w:r>
+      <w:r>
+        <w:rPr>
+          <w:rFonts w:hint="default"/>
+          <w:lang w:val="ru-RU"/>
+        </w:rPr>
+        <w:fldChar w:fldCharType="separate"/>
+      </w:r>
+      <w:r>
+        <w:rPr>
+          <w:rFonts w:hint="default"/>
+          <w:lang w:val="ru-RU"/>
+        </w:rPr>
+        <w:t xml:space="preserve">3. Прошивка </w:t>
+      </w:r>
+      <w:r>
+        <w:rPr>
+          <w:rFonts w:hint="default"/>
+          <w:lang w:val="en-US"/>
+        </w:rPr>
+        <w:t>ESP32</w:t>
+      </w:r>
+      <w:r>
+        <w:tab/>
+      </w:r>
+      <w:r>
+        <w:fldChar w:fldCharType="begin"/>
+      </w:r>
+      <w:r>
+        <w:instrText xml:space="preserve"> PAGEREF _Toc1899379536 \h </w:instrText>
+      </w:r>
+      <w:r>
+        <w:fldChar w:fldCharType="separate"/>
+      </w:r>
+      <w:r>
+        <w:t>8</w:t>
+      </w:r>
+      <w:r>
+        <w:fldChar w:fldCharType="end"/>
+      </w:r>
+      <w:r>
+        <w:rPr>
+          <w:rFonts w:hint="default"/>
+          <w:lang w:val="ru-RU"/>
+        </w:rPr>
+        <w:fldChar w:fldCharType="end"/>
+      </w:r>
+    </w:p>
+    <w:p>
+      <w:pPr>
+        <w:pStyle w:val="18"/>
+        <w:tabs>
+          <w:tab w:val="right" w:leader="dot" w:pos="8306"/>
+        </w:tabs>
+      </w:pPr>
+      <w:r>
+        <w:rPr>
+          <w:rFonts w:hint="default"/>
+          <w:lang w:val="ru-RU"/>
+        </w:rPr>
+        <w:fldChar w:fldCharType="begin"/>
+      </w:r>
+      <w:r>
+        <w:rPr>
+          <w:rFonts w:hint="default"/>
+          <w:lang w:val="ru-RU"/>
+        </w:rPr>
+        <w:instrText xml:space="preserve"> HYPERLINK \l _Toc1908183488 </w:instrText>
+      </w:r>
+      <w:r>
+        <w:rPr>
+          <w:rFonts w:hint="default"/>
+          <w:lang w:val="ru-RU"/>
+        </w:rPr>
+        <w:fldChar w:fldCharType="separate"/>
+      </w:r>
+      <w:r>
+        <w:rPr>
+          <w:rFonts w:hint="default"/>
+          <w:lang w:val="ru-RU"/>
+        </w:rPr>
+        <w:t>4. Проверка работы ПО</w:t>
+      </w:r>
+      <w:r>
+        <w:tab/>
+      </w:r>
+      <w:r>
+        <w:fldChar w:fldCharType="begin"/>
+      </w:r>
+      <w:r>
+        <w:instrText xml:space="preserve"> PAGEREF _Toc1908183488 \h </w:instrText>
+      </w:r>
+      <w:r>
+        <w:fldChar w:fldCharType="separate"/>
+      </w:r>
+      <w:r>
+        <w:t>13</w:t>
+      </w:r>
+      <w:r>
+        <w:fldChar w:fldCharType="end"/>
+      </w:r>
+      <w:r>
+        <w:rPr>
+          <w:rFonts w:hint="default"/>
+          <w:lang w:val="ru-RU"/>
+        </w:rPr>
+        <w:fldChar w:fldCharType="end"/>
+      </w:r>
+    </w:p>
+    <w:p>
+      <w:pPr>
+        <w:pStyle w:val="17"/>
+        <w:tabs>
+          <w:tab w:val="right" w:leader="dot" w:pos="8306"/>
+        </w:tabs>
+      </w:pPr>
+      <w:r>
+        <w:rPr>
+          <w:rFonts w:hint="default"/>
+          <w:lang w:val="ru-RU"/>
+        </w:rPr>
+        <w:fldChar w:fldCharType="begin"/>
+      </w:r>
+      <w:r>
+        <w:rPr>
+          <w:rFonts w:hint="default"/>
+          <w:lang w:val="ru-RU"/>
+        </w:rPr>
+        <w:instrText xml:space="preserve"> HYPERLINK \l _Toc318498377 </w:instrText>
+      </w:r>
+      <w:r>
+        <w:rPr>
+          <w:rFonts w:hint="default"/>
+          <w:lang w:val="ru-RU"/>
+        </w:rPr>
+        <w:fldChar w:fldCharType="separate"/>
+      </w:r>
+      <w:r>
+        <w:rPr>
+          <w:rFonts w:hint="default"/>
+          <w:lang w:val="en-US"/>
+        </w:rPr>
+        <w:t>TROBLESHOOTING</w:t>
+      </w:r>
+      <w:r>
+        <w:tab/>
+      </w:r>
+      <w:r>
+        <w:fldChar w:fldCharType="begin"/>
+      </w:r>
+      <w:r>
+        <w:instrText xml:space="preserve"> PAGEREF _Toc318498377 \h </w:instrText>
+      </w:r>
+      <w:r>
+        <w:fldChar w:fldCharType="separate"/>
+      </w:r>
+      <w:r>
+        <w:t>14</w:t>
+      </w:r>
+      <w:r>
+        <w:fldChar w:fldCharType="end"/>
+      </w:r>
+      <w:r>
+        <w:rPr>
+          <w:rFonts w:hint="default"/>
+          <w:lang w:val="ru-RU"/>
+        </w:rPr>
+        <w:fldChar w:fldCharType="end"/>
+      </w:r>
+    </w:p>
+    <w:p>
+      <w:pPr>
+        <w:pStyle w:val="17"/>
+        <w:tabs>
+          <w:tab w:val="right" w:leader="dot" w:pos="8306"/>
+        </w:tabs>
+      </w:pPr>
+      <w:r>
+        <w:rPr>
+          <w:rFonts w:hint="default"/>
+          <w:lang w:val="ru-RU"/>
+        </w:rPr>
+        <w:fldChar w:fldCharType="begin"/>
+      </w:r>
+      <w:r>
+        <w:rPr>
+          <w:rFonts w:hint="default"/>
+          <w:lang w:val="ru-RU"/>
+        </w:rPr>
+        <w:instrText xml:space="preserve"> HYPERLINK \l _Toc1967750106 </w:instrText>
+      </w:r>
+      <w:r>
+        <w:rPr>
+          <w:rFonts w:hint="default"/>
+          <w:lang w:val="ru-RU"/>
+        </w:rPr>
+        <w:fldChar w:fldCharType="separate"/>
+      </w:r>
+      <w:r>
+        <w:rPr>
+          <w:rFonts w:hint="default"/>
+          <w:lang w:val="en-US"/>
+        </w:rPr>
+        <w:t>Что дальше?</w:t>
+      </w:r>
+      <w:r>
+        <w:tab/>
+      </w:r>
+      <w:r>
+        <w:fldChar w:fldCharType="begin"/>
+      </w:r>
+      <w:r>
+        <w:instrText xml:space="preserve"> PAGEREF _Toc1967750106 \h </w:instrText>
+      </w:r>
+      <w:r>
+        <w:fldChar w:fldCharType="separate"/>
+      </w:r>
+      <w:r>
+        <w:t>15</w:t>
+      </w:r>
+      <w:r>
+        <w:fldChar w:fldCharType="end"/>
+      </w:r>
+      <w:r>
+        <w:rPr>
+          <w:rFonts w:hint="default"/>
+          <w:lang w:val="ru-RU"/>
+        </w:rPr>
+        <w:fldChar w:fldCharType="end"/>
+      </w:r>
+    </w:p>
+    <w:p>
+      <w:pPr>
+        <w:pStyle w:val="17"/>
+        <w:tabs>
+          <w:tab w:val="right" w:leader="dot" w:pos="8306"/>
+        </w:tabs>
+      </w:pPr>
+      <w:r>
+        <w:rPr>
+          <w:rFonts w:hint="default"/>
+          <w:lang w:val="ru-RU"/>
+        </w:rPr>
+        <w:fldChar w:fldCharType="begin"/>
+      </w:r>
+      <w:r>
+        <w:rPr>
+          <w:rFonts w:hint="default"/>
+          <w:lang w:val="ru-RU"/>
+        </w:rPr>
+        <w:instrText xml:space="preserve"> HYPERLINK \l _Toc1316004941 </w:instrText>
+      </w:r>
+      <w:r>
+        <w:rPr>
+          <w:rFonts w:hint="default"/>
+          <w:lang w:val="ru-RU"/>
+        </w:rPr>
+        <w:fldChar w:fldCharType="separate"/>
+      </w:r>
+      <w:r>
+        <w:rPr>
+          <w:rFonts w:hint="default"/>
+          <w:lang w:val="ru-RU"/>
+        </w:rPr>
+        <w:t>Обратная связь</w:t>
+      </w:r>
+      <w:r>
+        <w:tab/>
+      </w:r>
+      <w:r>
+        <w:fldChar w:fldCharType="begin"/>
+      </w:r>
+      <w:r>
+        <w:instrText xml:space="preserve"> PAGEREF _Toc1316004941 \h </w:instrText>
+      </w:r>
+      <w:r>
+        <w:fldChar w:fldCharType="separate"/>
+      </w:r>
+      <w:r>
+        <w:t>15</w:t>
+      </w:r>
+      <w:r>
+        <w:fldChar w:fldCharType="end"/>
+      </w:r>
+      <w:r>
+        <w:rPr>
+          <w:rFonts w:hint="default"/>
+          <w:lang w:val="ru-RU"/>
+        </w:rPr>
+        <w:fldChar w:fldCharType="end"/>
+      </w:r>
+    </w:p>
+    <w:p>
+      <w:pPr>
+        <w:bidi w:val="0"/>
+        <w:rPr>
+          <w:rFonts w:hint="default"/>
+          <w:lang w:val="ru-RU"/>
+        </w:rPr>
+      </w:pPr>
+      <w:r>
+        <w:rPr>
+          <w:rFonts w:hint="default"/>
+          <w:lang w:val="ru-RU"/>
+        </w:rPr>
+        <w:fldChar w:fldCharType="end"/>
+      </w:r>
+    </w:p>
+    <w:p>
+      <w:pPr>
         <w:pStyle w:val="2"/>
         <w:bidi w:val="0"/>
         <w:rPr>
@@ -43,6 +705,7 @@
           <w:lang w:val="ru-RU"/>
         </w:rPr>
       </w:pPr>
+      <w:bookmarkStart w:id="0" w:name="_Toc431841300"/>
       <w:r>
         <w:rPr>
           <w:rFonts w:hint="default"/>
@@ -64,6 +727,7 @@
         </w:rPr>
         <w:t>прошивки (шаг [A2.1])</w:t>
       </w:r>
+      <w:bookmarkEnd w:id="0"/>
     </w:p>
     <w:p>
       <w:pPr>
@@ -108,6 +772,7 @@
           <w:lang w:val="ru-RU"/>
         </w:rPr>
       </w:pPr>
+      <w:bookmarkStart w:id="1" w:name="_Toc1015888306"/>
       <w:r>
         <w:rPr>
           <w:rFonts w:hint="default"/>
@@ -115,6 +780,7 @@
         </w:rPr>
         <w:t>Необходимые условия</w:t>
       </w:r>
+      <w:bookmarkEnd w:id="1"/>
     </w:p>
     <w:p>
       <w:pPr>
@@ -295,70 +961,28 @@
     </w:p>
     <w:p>
       <w:pPr>
-        <w:ind w:left="0" w:leftChars="0" w:firstLine="0" w:firstLineChars="0"/>
-        <w:rPr>
-          <w:rFonts w:hint="default"/>
-          <w:lang w:val="ru-RU"/>
-        </w:rPr>
-      </w:pPr>
-      <w:r>
-        <w:rPr>
-          <w:rStyle w:val="23"/>
-          <w:rFonts w:hint="default"/>
-          <w:lang w:val="ru-RU"/>
-        </w:rPr>
-        <w:t>Оглавление</w:t>
-      </w:r>
-      <w:r>
-        <w:rPr>
-          <w:rFonts w:hint="default"/>
-          <w:lang w:val="ru-RU"/>
-        </w:rPr>
-        <w:t xml:space="preserve"> </w:t>
-      </w:r>
-    </w:p>
-    <w:p>
-      <w:pPr>
-        <w:ind w:left="0" w:leftChars="0" w:firstLine="0" w:firstLineChars="0"/>
-        <w:rPr>
-          <w:rFonts w:hint="default"/>
-          <w:lang w:val="ru-RU"/>
-        </w:rPr>
-      </w:pPr>
-    </w:p>
-    <w:p>
-      <w:pPr>
-        <w:ind w:left="0" w:leftChars="0" w:firstLine="720" w:firstLineChars="0"/>
-        <w:rPr>
-          <w:rFonts w:hint="default"/>
-          <w:lang w:val="ru-RU"/>
-        </w:rPr>
-      </w:pPr>
-      <w:r>
-        <w:rPr>
-          <w:rFonts w:hint="default"/>
-          <w:lang w:val="ru-RU"/>
-        </w:rPr>
-        <w:t>Подготовку к загрузке и зпгрузку прошивки можно разбить на следующие этапы:</w:t>
-      </w:r>
-    </w:p>
-    <w:p>
-      <w:pPr>
+        <w:pStyle w:val="3"/>
         <w:numPr>
           <w:ilvl w:val="0"/>
           <w:numId w:val="2"/>
         </w:numPr>
-        <w:rPr>
-          <w:rFonts w:hint="default"/>
-          <w:lang w:val="ru-RU"/>
-        </w:rPr>
-      </w:pPr>
-      <w:r>
-        <w:rPr>
-          <w:rFonts w:hint="default"/>
-          <w:lang w:val="ru-RU"/>
-        </w:rPr>
-        <w:t xml:space="preserve">установка </w:t>
+        <w:bidi w:val="0"/>
+        <w:rPr>
+          <w:rFonts w:hint="default"/>
+          <w:lang w:val="ru-RU"/>
+        </w:rPr>
+      </w:pPr>
+      <w:bookmarkStart w:id="2" w:name="_Toc537"/>
+      <w:bookmarkStart w:id="3" w:name="_Toc737251953"/>
+      <w:bookmarkStart w:id="4" w:name="_Toc632"/>
+      <w:bookmarkStart w:id="5" w:name="_Toc245531148"/>
+      <w:bookmarkStart w:id="6" w:name="_Toc1082990755"/>
+      <w:r>
+        <w:rPr>
+          <w:rFonts w:hint="default"/>
+          <w:lang w:val="ru-RU"/>
+        </w:rPr>
+        <w:t xml:space="preserve">Установка </w:t>
       </w:r>
       <w:r>
         <w:rPr>
@@ -367,122 +991,11 @@
         </w:rPr>
         <w:t>Arduino-IDE</w:t>
       </w:r>
-      <w:r>
-        <w:rPr>
-          <w:rFonts w:hint="default"/>
-          <w:lang w:val="ru-RU"/>
-        </w:rPr>
-        <w:t>;</w:t>
-      </w:r>
-    </w:p>
-    <w:p>
-      <w:pPr>
-        <w:numPr>
-          <w:ilvl w:val="0"/>
-          <w:numId w:val="2"/>
-        </w:numPr>
-        <w:rPr>
-          <w:rFonts w:hint="default"/>
-          <w:lang w:val="ru-RU"/>
-        </w:rPr>
-      </w:pPr>
-      <w:r>
-        <w:rPr>
-          <w:rFonts w:hint="default"/>
-          <w:lang w:val="ru-RU"/>
-        </w:rPr>
-        <w:t>установка дополнительных библиотек;</w:t>
-      </w:r>
-    </w:p>
-    <w:p>
-      <w:pPr>
-        <w:numPr>
-          <w:ilvl w:val="0"/>
-          <w:numId w:val="2"/>
-        </w:numPr>
-        <w:rPr>
-          <w:rFonts w:hint="default"/>
-          <w:lang w:val="ru-RU"/>
-        </w:rPr>
-      </w:pPr>
-      <w:r>
-        <w:rPr>
-          <w:rFonts w:hint="default"/>
-          <w:lang w:val="ru-RU"/>
-        </w:rPr>
-        <w:t>загрузка прошивки;</w:t>
-      </w:r>
-    </w:p>
-    <w:p>
-      <w:pPr>
-        <w:numPr>
-          <w:ilvl w:val="0"/>
-          <w:numId w:val="2"/>
-        </w:numPr>
-        <w:rPr>
-          <w:rFonts w:hint="default"/>
-          <w:lang w:val="ru-RU"/>
-        </w:rPr>
-      </w:pPr>
-      <w:r>
-        <w:rPr>
-          <w:rFonts w:hint="default"/>
-          <w:lang w:val="ru-RU"/>
-        </w:rPr>
-        <w:t>проверка работы.</w:t>
-      </w:r>
-    </w:p>
-    <w:p>
-      <w:pPr>
-        <w:ind w:left="0" w:leftChars="0" w:firstLine="0" w:firstLineChars="0"/>
-        <w:rPr>
-          <w:rFonts w:hint="default"/>
-          <w:lang w:val="ru-RU"/>
-        </w:rPr>
-      </w:pPr>
-      <w:r>
-        <w:rPr>
-          <w:rFonts w:hint="default"/>
-          <w:lang w:val="ru-RU"/>
-        </w:rPr>
-        <w:t>Рассмотрим каждый из них подробно.</w:t>
-      </w:r>
-    </w:p>
-    <w:p>
-      <w:pPr>
-        <w:pStyle w:val="3"/>
-        <w:numPr>
-          <w:ilvl w:val="0"/>
-          <w:numId w:val="3"/>
-        </w:numPr>
-        <w:bidi w:val="0"/>
-        <w:rPr>
-          <w:rFonts w:hint="default"/>
-          <w:lang w:val="ru-RU"/>
-        </w:rPr>
-      </w:pPr>
-      <w:bookmarkStart w:id="0" w:name="_Toc632"/>
-      <w:bookmarkStart w:id="1" w:name="_Toc245531148"/>
-      <w:bookmarkStart w:id="2" w:name="_Toc737251953"/>
-      <w:bookmarkStart w:id="3" w:name="_Toc537"/>
-      <w:r>
-        <w:rPr>
-          <w:rFonts w:hint="default"/>
-          <w:lang w:val="ru-RU"/>
-        </w:rPr>
-        <w:t xml:space="preserve">Установка </w:t>
-      </w:r>
-      <w:r>
-        <w:rPr>
-          <w:rFonts w:hint="default"/>
-          <w:lang w:val="en-US"/>
-        </w:rPr>
-        <w:t>Arduino-IDE</w:t>
-      </w:r>
-      <w:bookmarkEnd w:id="0"/>
-      <w:bookmarkEnd w:id="1"/>
       <w:bookmarkEnd w:id="2"/>
       <w:bookmarkEnd w:id="3"/>
+      <w:bookmarkEnd w:id="4"/>
+      <w:bookmarkEnd w:id="5"/>
+      <w:bookmarkEnd w:id="6"/>
     </w:p>
     <w:p>
       <w:pPr>
@@ -1511,98 +2024,223 @@
         <w:pStyle w:val="3"/>
         <w:numPr>
           <w:ilvl w:val="0"/>
+          <w:numId w:val="2"/>
+        </w:numPr>
+        <w:bidi w:val="0"/>
+        <w:rPr>
+          <w:rFonts w:hint="default"/>
+          <w:lang w:val="ru-RU"/>
+        </w:rPr>
+      </w:pPr>
+      <w:bookmarkStart w:id="7" w:name="_Toc31695"/>
+      <w:bookmarkStart w:id="8" w:name="_Toc14805"/>
+      <w:bookmarkStart w:id="9" w:name="_Toc1168675054"/>
+      <w:bookmarkStart w:id="10" w:name="_Toc1292543685"/>
+      <w:bookmarkStart w:id="11" w:name="_Toc862660003"/>
+      <w:r>
+        <w:rPr>
+          <w:rFonts w:hint="default"/>
+          <w:lang w:val="ru-RU"/>
+        </w:rPr>
+        <w:t>Установка дополнительных библиотек</w:t>
+      </w:r>
+      <w:bookmarkEnd w:id="7"/>
+      <w:bookmarkEnd w:id="8"/>
+      <w:bookmarkEnd w:id="9"/>
+      <w:bookmarkEnd w:id="10"/>
+      <w:bookmarkEnd w:id="11"/>
+    </w:p>
+    <w:p>
+      <w:pPr>
+        <w:rPr>
+          <w:rFonts w:hint="default"/>
+          <w:lang w:val="en-US"/>
+        </w:rPr>
+      </w:pPr>
+      <w:r>
+        <w:rPr>
+          <w:rFonts w:hint="default"/>
+          <w:lang w:val="ru-RU"/>
+        </w:rPr>
+        <w:t xml:space="preserve">Далее необходимо установить библиотеки, которые используются в прошивке и пакеты для работы с платой </w:t>
+      </w:r>
+      <w:r>
+        <w:rPr>
+          <w:rFonts w:hint="default"/>
+          <w:lang w:val="en-US"/>
+        </w:rPr>
+        <w:t>ESP32.</w:t>
+      </w:r>
+    </w:p>
+    <w:p>
+      <w:pPr>
+        <w:rPr>
+          <w:rFonts w:hint="default"/>
+          <w:lang w:val="ru-RU"/>
+        </w:rPr>
+      </w:pPr>
+      <w:r>
+        <w:rPr>
+          <w:rFonts w:hint="default"/>
+          <w:lang w:val="ru-RU"/>
+        </w:rPr>
+        <w:t>Нам понадобятся библиотеки:</w:t>
+      </w:r>
+    </w:p>
+    <w:p>
+      <w:pPr>
+        <w:numPr>
+          <w:ilvl w:val="0"/>
           <w:numId w:val="3"/>
         </w:numPr>
-        <w:bidi w:val="0"/>
-        <w:rPr>
-          <w:rFonts w:hint="default"/>
-          <w:lang w:val="ru-RU"/>
-        </w:rPr>
-      </w:pPr>
-      <w:bookmarkStart w:id="4" w:name="_Toc31695"/>
-      <w:bookmarkStart w:id="5" w:name="_Toc14805"/>
-      <w:bookmarkStart w:id="6" w:name="_Toc1168675054"/>
-      <w:bookmarkStart w:id="7" w:name="_Toc1292543685"/>
-      <w:r>
-        <w:rPr>
-          <w:rFonts w:hint="default"/>
-          <w:lang w:val="ru-RU"/>
-        </w:rPr>
-        <w:t>Установка дополнительных библиотек</w:t>
-      </w:r>
-      <w:bookmarkEnd w:id="4"/>
-      <w:bookmarkEnd w:id="5"/>
-      <w:bookmarkEnd w:id="6"/>
-      <w:bookmarkEnd w:id="7"/>
-    </w:p>
-    <w:p>
-      <w:pPr>
-        <w:rPr>
-          <w:rFonts w:hint="default"/>
-          <w:lang w:val="en-US"/>
-        </w:rPr>
-      </w:pPr>
-      <w:r>
-        <w:rPr>
-          <w:rFonts w:hint="default"/>
-          <w:lang w:val="ru-RU"/>
-        </w:rPr>
-        <w:t xml:space="preserve">Далее необходимо установить библиотеки, которые используются в прошивке и пакеты для работы с платой </w:t>
-      </w:r>
-      <w:r>
-        <w:rPr>
-          <w:rFonts w:hint="default"/>
-          <w:lang w:val="en-US"/>
-        </w:rPr>
-        <w:t>ESP32.</w:t>
-      </w:r>
-    </w:p>
-    <w:p>
-      <w:pPr>
-        <w:rPr>
-          <w:rFonts w:hint="default"/>
-          <w:lang w:val="ru-RU"/>
-        </w:rPr>
-      </w:pPr>
-      <w:r>
-        <w:rPr>
-          <w:rFonts w:hint="default"/>
-          <w:lang w:val="ru-RU"/>
-        </w:rPr>
-        <w:t>Нам понадобятся библиотеки:</w:t>
+        <w:ind w:left="420" w:leftChars="0" w:hanging="420" w:firstLineChars="0"/>
+        <w:rPr>
+          <w:rFonts w:hint="default"/>
+          <w:lang w:val="en-US"/>
+        </w:rPr>
+      </w:pPr>
+      <w:r>
+        <w:rPr>
+          <w:rFonts w:hint="default"/>
+          <w:b/>
+          <w:bCs/>
+          <w:lang w:val="en-US"/>
+        </w:rPr>
+        <w:t>GyverPID</w:t>
+      </w:r>
+      <w:r>
+        <w:rPr>
+          <w:rFonts w:hint="default"/>
+          <w:lang w:val="ru-RU"/>
+        </w:rPr>
+        <w:t xml:space="preserve"> </w:t>
+      </w:r>
+      <w:r>
+        <w:rPr>
+          <w:rFonts w:hint="default"/>
+          <w:lang w:val="en-US"/>
+        </w:rPr>
+        <w:t>(</w:t>
+      </w:r>
+      <w:r>
+        <w:rPr>
+          <w:rFonts w:hint="default"/>
+          <w:lang w:val="ru-RU"/>
+        </w:rPr>
+        <w:t>на момент написания последняя доступная версия 3.3.2</w:t>
+      </w:r>
+      <w:r>
+        <w:rPr>
+          <w:rFonts w:hint="default"/>
+          <w:lang w:val="en-US"/>
+        </w:rPr>
+        <w:t>)</w:t>
+      </w:r>
+      <w:r>
+        <w:rPr>
+          <w:rFonts w:hint="default"/>
+          <w:lang w:val="ru-RU"/>
+        </w:rPr>
+        <w:t xml:space="preserve">(подробнее про функционал библиотеки можно прочитать здесь </w:t>
+      </w:r>
+      <w:r>
+        <w:rPr>
+          <w:rFonts w:hint="default"/>
+          <w:lang w:val="ru-RU"/>
+        </w:rPr>
+        <w:fldChar w:fldCharType="begin"/>
+      </w:r>
+      <w:r>
+        <w:rPr>
+          <w:rFonts w:hint="default"/>
+          <w:lang w:val="ru-RU"/>
+        </w:rPr>
+        <w:instrText xml:space="preserve"> HYPERLINK "https://github.com/GyverLibs/GyverPID" </w:instrText>
+      </w:r>
+      <w:r>
+        <w:rPr>
+          <w:rFonts w:hint="default"/>
+          <w:lang w:val="ru-RU"/>
+        </w:rPr>
+        <w:fldChar w:fldCharType="separate"/>
+      </w:r>
+      <w:r>
+        <w:rPr>
+          <w:rStyle w:val="14"/>
+          <w:rFonts w:hint="default"/>
+          <w:lang w:val="ru-RU"/>
+        </w:rPr>
+        <w:t>https://github.com/GyverLibs/GyverPID</w:t>
+      </w:r>
+      <w:r>
+        <w:rPr>
+          <w:rFonts w:hint="default"/>
+          <w:lang w:val="ru-RU"/>
+        </w:rPr>
+        <w:fldChar w:fldCharType="end"/>
+      </w:r>
+      <w:r>
+        <w:rPr>
+          <w:rFonts w:hint="default"/>
+          <w:lang w:val="en-US"/>
+        </w:rPr>
+        <w:t xml:space="preserve"> );</w:t>
       </w:r>
     </w:p>
     <w:p>
       <w:pPr>
         <w:numPr>
           <w:ilvl w:val="0"/>
-          <w:numId w:val="4"/>
+          <w:numId w:val="3"/>
         </w:numPr>
         <w:ind w:left="420" w:leftChars="0" w:hanging="420" w:firstLineChars="0"/>
         <w:rPr>
           <w:rFonts w:hint="default"/>
-          <w:lang w:val="en-US"/>
-        </w:rPr>
-      </w:pPr>
-      <w:r>
-        <w:rPr>
-          <w:rFonts w:hint="default"/>
           <w:b/>
           <w:bCs/>
           <w:lang w:val="en-US"/>
         </w:rPr>
-        <w:t>GyverPID</w:t>
-      </w:r>
-      <w:r>
-        <w:rPr>
-          <w:rFonts w:hint="default"/>
-          <w:lang w:val="ru-RU"/>
+      </w:pPr>
+      <w:r>
+        <w:rPr>
+          <w:rFonts w:hint="default"/>
+          <w:b/>
+          <w:bCs/>
+          <w:lang w:val="en-US"/>
+        </w:rPr>
+        <w:t>Adafruit PWM Servo Driver Library</w:t>
+      </w:r>
+      <w:r>
+        <w:rPr>
+          <w:rFonts w:hint="default"/>
+          <w:lang w:val="en-US"/>
         </w:rPr>
         <w:t xml:space="preserve"> </w:t>
       </w:r>
       <w:r>
         <w:rPr>
           <w:rFonts w:hint="default"/>
+          <w:lang w:val="ru-RU"/>
+        </w:rPr>
+        <w:t xml:space="preserve">(на момент написания последняя доступная версия </w:t>
+      </w:r>
+      <w:r>
+        <w:rPr>
+          <w:rFonts w:hint="default"/>
+          <w:lang w:val="en-US"/>
+        </w:rPr>
+        <w:t>3.0.2</w:t>
+      </w:r>
+      <w:r>
+        <w:rPr>
+          <w:rFonts w:hint="default"/>
+          <w:lang w:val="ru-RU"/>
+        </w:rPr>
+        <w:t>)</w:t>
+      </w:r>
+      <w:r>
+        <w:rPr>
+          <w:rFonts w:hint="default"/>
           <w:lang w:val="en-US"/>
         </w:rPr>
         <w:t>(</w:t>
@@ -1612,21 +2250,7 @@
           <w:rFonts w:hint="default"/>
           <w:lang w:val="ru-RU"/>
         </w:rPr>
-        <w:t>на момент написания последняя доступная версия 3.3.2</w:t>
-      </w:r>
-      <w:r>
-        <w:rPr>
-          <w:rFonts w:hint="default"/>
-          <w:lang w:val="en-US"/>
-        </w:rPr>
-        <w:t>)</w:t>
-      </w:r>
-      <w:r>
-        <w:rPr>
-          <w:rFonts w:hint="default"/>
-          <w:lang w:val="ru-RU"/>
-        </w:rPr>
-        <w:t xml:space="preserve">(подробнее про функционал библиотеки можно прочитать здесь </w:t>
+        <w:t xml:space="preserve">подробнее про функционал библиотеки можно прочитать здесь </w:t>
       </w:r>
       <w:r>
         <w:rPr>
@@ -1640,7 +2264,7 @@
           <w:rFonts w:hint="default"/>
           <w:lang w:val="ru-RU"/>
         </w:rPr>
-        <w:instrText xml:space="preserve"> HYPERLINK "https://github.com/GyverLibs/GyverPID" </w:instrText>
+        <w:instrText xml:space="preserve"> HYPERLINK "https://github.com/adafruit/Adafruit-PWM-Servo-Driver-Library)" </w:instrText>
       </w:r>
       <w:r>
         <w:rPr>
@@ -1655,7 +2279,7 @@
           <w:rFonts w:hint="default"/>
           <w:lang w:val="ru-RU"/>
         </w:rPr>
-        <w:t>https://github.com/GyverLibs/GyverPID</w:t>
+        <w:t>https://github.com/adafruit/Adafruit-PWM-Servo-Driver-Library</w:t>
       </w:r>
       <w:r>
         <w:rPr>
@@ -1667,33 +2291,111 @@
       <w:r>
         <w:rPr>
           <w:rFonts w:hint="default"/>
-          <w:lang w:val="en-US"/>
-        </w:rPr>
-        <w:t xml:space="preserve"> );</w:t>
+          <w:lang w:val="ru-RU"/>
+        </w:rPr>
+        <w:t xml:space="preserve"> )</w:t>
+      </w:r>
+      <w:r>
+        <w:rPr>
+          <w:rFonts w:hint="default"/>
+          <w:lang w:val="en-US"/>
+        </w:rPr>
+        <w:t>;</w:t>
       </w:r>
     </w:p>
     <w:p>
       <w:pPr>
         <w:numPr>
           <w:ilvl w:val="0"/>
-          <w:numId w:val="4"/>
+          <w:numId w:val="3"/>
         </w:numPr>
         <w:ind w:left="420" w:leftChars="0" w:hanging="420" w:firstLineChars="0"/>
         <w:rPr>
           <w:rFonts w:hint="default"/>
+          <w:b w:val="0"/>
+          <w:bCs w:val="0"/>
+          <w:lang w:val="en-US"/>
+        </w:rPr>
+      </w:pPr>
+      <w:r>
+        <w:rPr>
+          <w:rFonts w:hint="default"/>
           <w:b/>
           <w:bCs/>
           <w:lang w:val="en-US"/>
         </w:rPr>
-      </w:pPr>
-      <w:r>
-        <w:rPr>
-          <w:rFonts w:hint="default"/>
-          <w:b/>
-          <w:bCs/>
-          <w:lang w:val="en-US"/>
-        </w:rPr>
-        <w:t>Adafruit PWM Servo Driver Library</w:t>
+        <w:t xml:space="preserve">GyverOLED </w:t>
+      </w:r>
+      <w:r>
+        <w:rPr>
+          <w:rFonts w:hint="default"/>
+          <w:lang w:val="ru-RU"/>
+        </w:rPr>
+        <w:t xml:space="preserve">(на момент написания последняя доступная версия </w:t>
+      </w:r>
+      <w:r>
+        <w:rPr>
+          <w:rFonts w:hint="default"/>
+          <w:lang w:val="en-US"/>
+        </w:rPr>
+        <w:t>1.6.4</w:t>
+      </w:r>
+      <w:r>
+        <w:rPr>
+          <w:rFonts w:hint="default"/>
+          <w:lang w:val="ru-RU"/>
+        </w:rPr>
+        <w:t>)</w:t>
+      </w:r>
+      <w:r>
+        <w:rPr>
+          <w:rFonts w:hint="default"/>
+          <w:lang w:val="en-US"/>
+        </w:rPr>
+        <w:t>(</w:t>
+      </w:r>
+      <w:r>
+        <w:rPr>
+          <w:rFonts w:hint="default"/>
+          <w:lang w:val="ru-RU"/>
+        </w:rPr>
+        <w:t xml:space="preserve">подробнее про функционал библиотеки можно прочитать здесь </w:t>
+      </w:r>
+      <w:r>
+        <w:rPr>
+          <w:rFonts w:hint="default"/>
+          <w:lang w:val="ru-RU"/>
+        </w:rPr>
+        <w:fldChar w:fldCharType="begin"/>
+      </w:r>
+      <w:r>
+        <w:rPr>
+          <w:rFonts w:hint="default"/>
+          <w:lang w:val="ru-RU"/>
+        </w:rPr>
+        <w:instrText xml:space="preserve"> HYPERLINK "https://github.com/GyverLibs/GyverOLED" </w:instrText>
+      </w:r>
+      <w:r>
+        <w:rPr>
+          <w:rFonts w:hint="default"/>
+          <w:lang w:val="ru-RU"/>
+        </w:rPr>
+        <w:fldChar w:fldCharType="separate"/>
+      </w:r>
+      <w:r>
+        <w:rPr>
+          <w:rStyle w:val="14"/>
+          <w:rFonts w:hint="default"/>
+          <w:lang w:val="ru-RU"/>
+        </w:rPr>
+        <w:t>https://github.com/GyverLibs/GyverOLED</w:t>
+      </w:r>
+      <w:r>
+        <w:rPr>
+          <w:rFonts w:hint="default"/>
+          <w:lang w:val="ru-RU"/>
+        </w:rPr>
+        <w:fldChar w:fldCharType="end"/>
       </w:r>
       <w:r>
         <w:rPr>
@@ -1707,78 +2409,7 @@
           <w:rFonts w:hint="default"/>
           <w:lang w:val="ru-RU"/>
         </w:rPr>
-        <w:t xml:space="preserve">(на момент написания последняя доступная версия </w:t>
-      </w:r>
-      <w:r>
-        <w:rPr>
-          <w:rFonts w:hint="default"/>
-          <w:lang w:val="en-US"/>
-        </w:rPr>
-        <w:t>3.0.2</w:t>
-      </w:r>
-      <w:r>
-        <w:rPr>
-          <w:rFonts w:hint="default"/>
-          <w:lang w:val="ru-RU"/>
-        </w:rPr>
         <w:t>)</w:t>
-      </w:r>
-      <w:r>
-        <w:rPr>
-          <w:rFonts w:hint="default"/>
-          <w:lang w:val="en-US"/>
-        </w:rPr>
-        <w:t>(</w:t>
-      </w:r>
-      <w:r>
-        <w:rPr>
-          <w:rFonts w:hint="default"/>
-          <w:lang w:val="ru-RU"/>
-        </w:rPr>
-        <w:t xml:space="preserve">подробнее про функционал библиотеки можно прочитать здесь </w:t>
-      </w:r>
-      <w:r>
-        <w:rPr>
-          <w:rFonts w:hint="default"/>
-          <w:lang w:val="ru-RU"/>
-        </w:rPr>
-        <w:fldChar w:fldCharType="begin"/>
-      </w:r>
-      <w:r>
-        <w:rPr>
-          <w:rFonts w:hint="default"/>
-          <w:lang w:val="ru-RU"/>
-        </w:rPr>
-        <w:instrText xml:space="preserve"> HYPERLINK "https://github.com/adafruit/Adafruit-PWM-Servo-Driver-Library)" </w:instrText>
-      </w:r>
-      <w:r>
-        <w:rPr>
-          <w:rFonts w:hint="default"/>
-          <w:lang w:val="ru-RU"/>
-        </w:rPr>
-        <w:fldChar w:fldCharType="separate"/>
-      </w:r>
-      <w:r>
-        <w:rPr>
-          <w:rStyle w:val="14"/>
-          <w:rFonts w:hint="default"/>
-          <w:lang w:val="ru-RU"/>
-        </w:rPr>
-        <w:t>https://github.com/adafruit/Adafruit-PWM-Servo-Driver-Library</w:t>
-      </w:r>
-      <w:r>
-        <w:rPr>
-          <w:rFonts w:hint="default"/>
-          <w:lang w:val="ru-RU"/>
-        </w:rPr>
-        <w:fldChar w:fldCharType="end"/>
-      </w:r>
-      <w:r>
-        <w:rPr>
-          <w:rFonts w:hint="default"/>
-          <w:lang w:val="ru-RU"/>
-        </w:rPr>
-        <w:t xml:space="preserve"> )</w:t>
       </w:r>
       <w:r>
         <w:rPr>
@@ -1792,123 +2423,7 @@
       <w:pPr>
         <w:numPr>
           <w:ilvl w:val="0"/>
-          <w:numId w:val="4"/>
-        </w:numPr>
-        <w:ind w:left="420" w:leftChars="0" w:hanging="420" w:firstLineChars="0"/>
-        <w:rPr>
-          <w:rFonts w:hint="default"/>
-          <w:b w:val="0"/>
-          <w:bCs w:val="0"/>
-          <w:lang w:val="en-US"/>
-        </w:rPr>
-      </w:pPr>
-      <w:r>
-        <w:rPr>
-          <w:rFonts w:hint="default"/>
-          <w:b/>
-          <w:bCs/>
-          <w:lang w:val="en-US"/>
-        </w:rPr>
-        <w:t xml:space="preserve">GyverOLED </w:t>
-      </w:r>
-      <w:r>
-        <w:rPr>
-          <w:rFonts w:hint="default"/>
-          <w:lang w:val="ru-RU"/>
-        </w:rPr>
-        <w:t xml:space="preserve">(на момент написания последняя доступная версия </w:t>
-      </w:r>
-      <w:r>
-        <w:rPr>
-          <w:rFonts w:hint="default"/>
-          <w:lang w:val="en-US"/>
-        </w:rPr>
-        <w:t>1.6.4</w:t>
-      </w:r>
-      <w:r>
-        <w:rPr>
-          <w:rFonts w:hint="default"/>
-          <w:lang w:val="ru-RU"/>
-        </w:rPr>
-        <w:t>)</w:t>
-      </w:r>
-      <w:r>
-        <w:rPr>
-          <w:rFonts w:hint="default"/>
-          <w:lang w:val="en-US"/>
-        </w:rPr>
-        <w:t>(</w:t>
-      </w:r>
-      <w:r>
-        <w:rPr>
-          <w:rFonts w:hint="default"/>
-          <w:lang w:val="ru-RU"/>
-        </w:rPr>
-        <w:t xml:space="preserve">подробнее про функционал библиотеки можно прочитать здесь </w:t>
-      </w:r>
-      <w:r>
-        <w:rPr>
-          <w:rFonts w:hint="default"/>
-          <w:lang w:val="ru-RU"/>
-        </w:rPr>
-        <w:fldChar w:fldCharType="begin"/>
-      </w:r>
-      <w:r>
-        <w:rPr>
-          <w:rFonts w:hint="default"/>
-          <w:lang w:val="ru-RU"/>
-        </w:rPr>
-        <w:instrText xml:space="preserve"> HYPERLINK "https://github.com/GyverLibs/GyverOLED" </w:instrText>
-      </w:r>
-      <w:r>
-        <w:rPr>
-          <w:rFonts w:hint="default"/>
-          <w:lang w:val="ru-RU"/>
-        </w:rPr>
-        <w:fldChar w:fldCharType="separate"/>
-      </w:r>
-      <w:r>
-        <w:rPr>
-          <w:rStyle w:val="14"/>
-          <w:rFonts w:hint="default"/>
-          <w:lang w:val="ru-RU"/>
-        </w:rPr>
-        <w:t>https://github.com/GyverLibs/GyverOLED</w:t>
-      </w:r>
-      <w:r>
-        <w:rPr>
-          <w:rFonts w:hint="default"/>
-          <w:lang w:val="ru-RU"/>
-        </w:rPr>
-        <w:fldChar w:fldCharType="end"/>
-      </w:r>
-      <w:r>
-        <w:rPr>
-          <w:rFonts w:hint="default"/>
-          <w:lang w:val="en-US"/>
-        </w:rPr>
-        <w:t xml:space="preserve"> </w:t>
-      </w:r>
-      <w:r>
-        <w:rPr>
-          <w:rFonts w:hint="default"/>
-          <w:lang w:val="ru-RU"/>
-        </w:rPr>
-        <w:t>)</w:t>
-      </w:r>
-      <w:r>
-        <w:rPr>
-          <w:rFonts w:hint="default"/>
-          <w:lang w:val="en-US"/>
-        </w:rPr>
-        <w:t>;</w:t>
-      </w:r>
-    </w:p>
-    <w:p>
-      <w:pPr>
-        <w:numPr>
-          <w:ilvl w:val="0"/>
-          <w:numId w:val="4"/>
+          <w:numId w:val="3"/>
         </w:numPr>
         <w:ind w:left="420" w:leftChars="0" w:hanging="420" w:firstLineChars="0"/>
         <w:rPr>
@@ -2585,8 +3100,6 @@
           </wp:inline>
         </w:drawing>
       </w:r>
-      <w:bookmarkStart w:id="17" w:name="_GoBack"/>
-      <w:bookmarkEnd w:id="17"/>
     </w:p>
     <w:p>
       <w:pPr>
@@ -2810,6 +3323,94 @@
           <w:lang w:val="ru-RU"/>
         </w:rPr>
         <w:t>.</w:t>
+      </w:r>
+    </w:p>
+    <w:p>
+      <w:pPr>
+        <w:rPr>
+          <w:rFonts w:hint="default"/>
+          <w:lang w:val="ru-RU"/>
+        </w:rPr>
+      </w:pPr>
+      <w:r>
+        <w:rPr>
+          <w:rFonts w:hint="default"/>
+          <w:lang w:val="ru-RU"/>
+        </w:rPr>
+        <w:t xml:space="preserve">Так же часто требуется устновиться пополнительные драйвера для встроенного в плату USB-TTL преобразователя CH340. Они не стоят во многих системах по умолчанию, и без них в </w:t>
+      </w:r>
+      <w:r>
+        <w:rPr>
+          <w:rFonts w:hint="default"/>
+          <w:lang w:val="en-US"/>
+        </w:rPr>
+        <w:t>Arduino IDE</w:t>
+      </w:r>
+      <w:r>
+        <w:rPr>
+          <w:rFonts w:hint="default"/>
+          <w:lang w:val="ru-RU"/>
+        </w:rPr>
+        <w:t xml:space="preserve"> плата с таким чипом </w:t>
+      </w:r>
+      <w:bookmarkStart w:id="26" w:name="_GoBack"/>
+      <w:bookmarkEnd w:id="26"/>
+      <w:r>
+        <w:rPr>
+          <w:rFonts w:hint="default"/>
+          <w:lang w:val="en-US"/>
+        </w:rPr>
+        <w:t xml:space="preserve">ESP32 </w:t>
+      </w:r>
+      <w:r>
+        <w:rPr>
+          <w:rFonts w:hint="default"/>
+          <w:lang w:val="ru-RU"/>
+        </w:rPr>
+        <w:t xml:space="preserve">не отображается. Скачать драйвера можно по ссылке </w:t>
+      </w:r>
+      <w:r>
+        <w:rPr>
+          <w:rFonts w:hint="default"/>
+          <w:lang w:val="ru-RU"/>
+        </w:rPr>
+        <w:fldChar w:fldCharType="begin"/>
+      </w:r>
+      <w:r>
+        <w:rPr>
+          <w:rFonts w:hint="default"/>
+          <w:lang w:val="ru-RU"/>
+        </w:rPr>
+        <w:instrText xml:space="preserve"> HYPERLINK "https://voltiq.ru/ch340g-driver-windows-7-10/?ysclid=mlsc084hf6255067641" </w:instrText>
+      </w:r>
+      <w:r>
+        <w:rPr>
+          <w:rFonts w:hint="default"/>
+          <w:lang w:val="ru-RU"/>
+        </w:rPr>
+        <w:fldChar w:fldCharType="separate"/>
+      </w:r>
+      <w:r>
+        <w:rPr>
+          <w:rStyle w:val="14"/>
+          <w:rFonts w:hint="default"/>
+          <w:lang w:val="ru-RU"/>
+        </w:rPr>
+        <w:t>https://voltiq.ru/ch340g-driver-windows-7-10/?ysclid=mlsc084hf6255067641</w:t>
+      </w:r>
+      <w:r>
+        <w:rPr>
+          <w:rFonts w:hint="default"/>
+          <w:lang w:val="ru-RU"/>
+        </w:rPr>
+        <w:fldChar w:fldCharType="end"/>
+      </w:r>
+      <w:r>
+        <w:rPr>
+          <w:rFonts w:hint="default"/>
+          <w:lang w:val="ru-RU"/>
+        </w:rPr>
+        <w:t>. Там же и находится инструкция по установке.</w:t>
       </w:r>
     </w:p>
     <w:p>
@@ -2900,7 +3501,7 @@
         <w:pStyle w:val="3"/>
         <w:numPr>
           <w:ilvl w:val="0"/>
-          <w:numId w:val="3"/>
+          <w:numId w:val="2"/>
         </w:numPr>
         <w:bidi w:val="0"/>
         <w:rPr>
@@ -2908,10 +3509,11 @@
           <w:lang w:val="ru-RU"/>
         </w:rPr>
       </w:pPr>
-      <w:bookmarkStart w:id="8" w:name="_Toc28470"/>
-      <w:bookmarkStart w:id="9" w:name="_Toc1700829849"/>
-      <w:bookmarkStart w:id="10" w:name="_Toc1087"/>
-      <w:bookmarkStart w:id="11" w:name="_Toc127156634"/>
+      <w:bookmarkStart w:id="12" w:name="_Toc1700829849"/>
+      <w:bookmarkStart w:id="13" w:name="_Toc1087"/>
+      <w:bookmarkStart w:id="14" w:name="_Toc28470"/>
+      <w:bookmarkStart w:id="15" w:name="_Toc127156634"/>
+      <w:bookmarkStart w:id="16" w:name="_Toc1899379536"/>
       <w:r>
         <w:rPr>
           <w:rFonts w:hint="default"/>
@@ -2926,10 +3528,11 @@
         </w:rPr>
         <w:t>ESP32</w:t>
       </w:r>
-      <w:bookmarkEnd w:id="8"/>
-      <w:bookmarkEnd w:id="9"/>
-      <w:bookmarkEnd w:id="10"/>
-      <w:bookmarkEnd w:id="11"/>
+      <w:bookmarkEnd w:id="12"/>
+      <w:bookmarkEnd w:id="13"/>
+      <w:bookmarkEnd w:id="14"/>
+      <w:bookmarkEnd w:id="15"/>
+      <w:bookmarkEnd w:id="16"/>
     </w:p>
     <w:p>
       <w:pPr>
@@ -4215,7 +4818,7 @@
         <w:pStyle w:val="3"/>
         <w:numPr>
           <w:ilvl w:val="0"/>
-          <w:numId w:val="3"/>
+          <w:numId w:val="2"/>
         </w:numPr>
         <w:bidi w:val="0"/>
         <w:rPr>
@@ -4223,10 +4826,11 @@
           <w:lang w:val="ru-RU"/>
         </w:rPr>
       </w:pPr>
-      <w:bookmarkStart w:id="12" w:name="_Toc1714107064"/>
-      <w:bookmarkStart w:id="13" w:name="_Toc11795"/>
-      <w:bookmarkStart w:id="14" w:name="_Toc11247"/>
-      <w:bookmarkStart w:id="15" w:name="_Toc847700259"/>
+      <w:bookmarkStart w:id="17" w:name="_Toc11247"/>
+      <w:bookmarkStart w:id="18" w:name="_Toc11795"/>
+      <w:bookmarkStart w:id="19" w:name="_Toc1714107064"/>
+      <w:bookmarkStart w:id="20" w:name="_Toc847700259"/>
+      <w:bookmarkStart w:id="21" w:name="_Toc1908183488"/>
       <w:r>
         <w:rPr>
           <w:rFonts w:hint="default"/>
@@ -4234,10 +4838,11 @@
         </w:rPr>
         <w:t>Проверка работы ПО</w:t>
       </w:r>
-      <w:bookmarkEnd w:id="12"/>
-      <w:bookmarkEnd w:id="13"/>
-      <w:bookmarkEnd w:id="14"/>
-      <w:bookmarkEnd w:id="15"/>
+      <w:bookmarkEnd w:id="17"/>
+      <w:bookmarkEnd w:id="18"/>
+      <w:bookmarkEnd w:id="19"/>
+      <w:bookmarkEnd w:id="20"/>
+      <w:bookmarkEnd w:id="21"/>
     </w:p>
     <w:p>
       <w:pPr>
@@ -4679,13 +5284,221 @@
     </w:p>
     <w:p>
       <w:pPr>
-        <w:pStyle w:val="3"/>
+        <w:pStyle w:val="2"/>
         <w:bidi w:val="0"/>
         <w:rPr>
           <w:rFonts w:hint="default"/>
           <w:lang w:val="en-US"/>
         </w:rPr>
       </w:pPr>
+      <w:bookmarkStart w:id="22" w:name="_Toc318498377"/>
+      <w:r>
+        <w:rPr>
+          <w:rFonts w:hint="default"/>
+          <w:lang w:val="en-US"/>
+        </w:rPr>
+        <w:t>TROBLESHOOTING</w:t>
+      </w:r>
+      <w:bookmarkEnd w:id="22"/>
+    </w:p>
+    <w:p>
+      <w:pPr>
+        <w:numPr>
+          <w:ilvl w:val="0"/>
+          <w:numId w:val="4"/>
+        </w:numPr>
+        <w:rPr>
+          <w:rFonts w:hint="default"/>
+          <w:lang w:val="en-US"/>
+        </w:rPr>
+      </w:pPr>
+      <w:r>
+        <w:rPr>
+          <w:rFonts w:hint="default"/>
+          <w:lang w:val="ru-RU"/>
+        </w:rPr>
+        <w:t xml:space="preserve">На </w:t>
+      </w:r>
+      <w:r>
+        <w:rPr>
+          <w:rFonts w:hint="default"/>
+          <w:lang w:val="en-US"/>
+        </w:rPr>
+        <w:t xml:space="preserve">linux EPS32 </w:t>
+      </w:r>
+      <w:r>
+        <w:rPr>
+          <w:rFonts w:hint="default"/>
+          <w:lang w:val="ru-RU"/>
+        </w:rPr>
+        <w:t>не отображается, хотя всё остальное работает корректно. Или отображается, а потом пропадает. Возможно вам мешает сервися дисплеев для слепых. Его проще вырезать из системы, он перехватывает управление драйвером ch341, возникае тконфликт и утсройство отключается.</w:t>
+      </w:r>
+    </w:p>
+    <w:p>
+      <w:pPr>
+        <w:numPr>
+          <w:numId w:val="0"/>
+        </w:numPr>
+        <w:ind w:firstLine="720" w:firstLineChars="0"/>
+        <w:rPr>
+          <w:rFonts w:hint="default"/>
+          <w:lang w:val="ru-RU"/>
+        </w:rPr>
+      </w:pPr>
+      <w:r>
+        <w:rPr>
+          <w:rFonts w:hint="default"/>
+          <w:lang w:val="ru-RU"/>
+        </w:rPr>
+        <w:t>Выполнителе следующую команды для удаления службы дсиплея Брайля:</w:t>
+      </w:r>
+    </w:p>
+    <w:p>
+      <w:pPr>
+        <w:pStyle w:val="20"/>
+        <w:bidi w:val="0"/>
+        <w:rPr>
+          <w:rFonts w:hint="default"/>
+          <w:lang w:val="ru-RU"/>
+        </w:rPr>
+      </w:pPr>
+      <w:r>
+        <w:rPr>
+          <w:rFonts w:hint="default"/>
+          <w:lang w:val="ru-RU"/>
+        </w:rPr>
+        <w:t>sudo apt remove brltty</w:t>
+      </w:r>
+    </w:p>
+    <w:p>
+      <w:pPr>
+        <w:numPr>
+          <w:numId w:val="0"/>
+        </w:numPr>
+        <w:jc w:val="both"/>
+        <w:rPr>
+          <w:rFonts w:hint="default"/>
+          <w:lang w:val="ru-RU"/>
+        </w:rPr>
+      </w:pPr>
+    </w:p>
+    <w:p>
+      <w:pPr>
+        <w:numPr>
+          <w:ilvl w:val="0"/>
+          <w:numId w:val="4"/>
+        </w:numPr>
+        <w:ind w:left="0" w:leftChars="0" w:firstLine="709" w:firstLineChars="0"/>
+        <w:jc w:val="both"/>
+        <w:rPr>
+          <w:rFonts w:hint="default"/>
+          <w:lang w:val="ru-RU"/>
+        </w:rPr>
+      </w:pPr>
+      <w:r>
+        <w:rPr>
+          <w:rFonts w:hint="default"/>
+          <w:lang w:val="ru-RU"/>
+        </w:rPr>
+        <w:t xml:space="preserve">Если вы используете </w:t>
+      </w:r>
+      <w:r>
+        <w:rPr>
+          <w:rFonts w:hint="default"/>
+          <w:lang w:val="en-US"/>
+        </w:rPr>
+        <w:t>Windows</w:t>
+      </w:r>
+      <w:r>
+        <w:rPr>
+          <w:rFonts w:hint="default"/>
+          <w:lang w:val="ru-RU"/>
+        </w:rPr>
+        <w:t xml:space="preserve"> или на </w:t>
+      </w:r>
+      <w:r>
+        <w:rPr>
+          <w:rFonts w:hint="default"/>
+          <w:lang w:val="en-US"/>
+        </w:rPr>
+        <w:t xml:space="preserve">Linux </w:t>
+      </w:r>
+      <w:r>
+        <w:rPr>
+          <w:rFonts w:hint="default"/>
+          <w:lang w:val="ru-RU"/>
+        </w:rPr>
+        <w:t xml:space="preserve">удаление brltty не помогло, то возможно у вас в сисеме не предустановлены драйвера для программатора ch341 (встроенный в плату USB-TTL преобразователь). </w:t>
+      </w:r>
+    </w:p>
+    <w:p>
+      <w:pPr>
+        <w:rPr>
+          <w:rFonts w:hint="default"/>
+          <w:lang w:val="ru-RU"/>
+        </w:rPr>
+      </w:pPr>
+      <w:r>
+        <w:rPr>
+          <w:rFonts w:hint="default"/>
+          <w:lang w:val="ru-RU"/>
+        </w:rPr>
+        <w:t xml:space="preserve">Скачать драйвера можно по ссылке </w:t>
+      </w:r>
+      <w:r>
+        <w:rPr>
+          <w:rFonts w:hint="default"/>
+          <w:lang w:val="ru-RU"/>
+        </w:rPr>
+        <w:fldChar w:fldCharType="begin"/>
+      </w:r>
+      <w:r>
+        <w:rPr>
+          <w:rFonts w:hint="default"/>
+          <w:lang w:val="ru-RU"/>
+        </w:rPr>
+        <w:instrText xml:space="preserve"> HYPERLINK "https://voltiq.ru/ch340g-driver-windows-7-10/?ysclid=mlsc084hf6255067641" </w:instrText>
+      </w:r>
+      <w:r>
+        <w:rPr>
+          <w:rFonts w:hint="default"/>
+          <w:lang w:val="ru-RU"/>
+        </w:rPr>
+        <w:fldChar w:fldCharType="separate"/>
+      </w:r>
+      <w:r>
+        <w:rPr>
+          <w:rStyle w:val="14"/>
+          <w:rFonts w:hint="default"/>
+          <w:lang w:val="ru-RU"/>
+        </w:rPr>
+        <w:t>https://voltiq.ru/ch340g-driver-windows-7-10/?ysclid=mlsc084hf6255067641</w:t>
+      </w:r>
+      <w:r>
+        <w:rPr>
+          <w:rFonts w:hint="default"/>
+          <w:lang w:val="ru-RU"/>
+        </w:rPr>
+        <w:fldChar w:fldCharType="end"/>
+      </w:r>
+      <w:r>
+        <w:rPr>
+          <w:rFonts w:hint="default"/>
+          <w:lang w:val="ru-RU"/>
+        </w:rPr>
+        <w:t>. Там же и находится инструкция по установке.</w:t>
+      </w:r>
+    </w:p>
+    <w:p>
+      <w:pPr>
+        <w:pStyle w:val="2"/>
+        <w:bidi w:val="0"/>
+        <w:rPr>
+          <w:rFonts w:hint="default"/>
+          <w:lang w:val="en-US"/>
+        </w:rPr>
+      </w:pPr>
+      <w:bookmarkStart w:id="23" w:name="_Toc1967750106"/>
       <w:r>
         <w:rPr>
           <w:rFonts w:hint="default"/>
@@ -4693,6 +5506,7 @@
         </w:rPr>
         <w:t>Что дальше?</w:t>
       </w:r>
+      <w:bookmarkEnd w:id="23"/>
     </w:p>
     <w:p>
       <w:pPr>
@@ -4844,7 +5658,8 @@
           <w:lang w:val="ru-RU"/>
         </w:rPr>
       </w:pPr>
-      <w:bookmarkStart w:id="16" w:name="_Toc12266"/>
+      <w:bookmarkStart w:id="24" w:name="_Toc12266"/>
+      <w:bookmarkStart w:id="25" w:name="_Toc1316004941"/>
       <w:r>
         <w:rPr>
           <w:rFonts w:hint="default"/>
@@ -4852,7 +5667,8 @@
         </w:rPr>
         <w:t>Обратная связь</w:t>
       </w:r>
-      <w:bookmarkEnd w:id="16"/>
+      <w:bookmarkEnd w:id="24"/>
+      <w:bookmarkEnd w:id="25"/>
     </w:p>
     <w:p>
       <w:pPr>
@@ -5649,9 +6465,9 @@
     </w:lvl>
   </w:abstractNum>
   <w:abstractNum w:abstractNumId="4">
-    <w:nsid w:val="27FF46AE"/>
+    <w:nsid w:val="6FBF3857"/>
     <w:multiLevelType w:val="singleLevel"/>
-    <w:tmpl w:val="27FF46AE"/>
+    <w:tmpl w:val="6FBF3857"/>
     <w:lvl w:ilvl="0" w:tentative="0">
       <w:start w:val="1"/>
       <w:numFmt w:val="decimal"/>
@@ -5664,13 +6480,13 @@
     <w:abstractNumId w:val="0"/>
   </w:num>
   <w:num w:numId="2">
-    <w:abstractNumId w:val="4"/>
+    <w:abstractNumId w:val="1"/>
   </w:num>
   <w:num w:numId="3">
-    <w:abstractNumId w:val="1"/>
+    <w:abstractNumId w:val="3"/>
   </w:num>
   <w:num w:numId="4">
-    <w:abstractNumId w:val="3"/>
+    <w:abstractNumId w:val="4"/>
   </w:num>
   <w:num w:numId="5">
     <w:abstractNumId w:val="2"/>
@@ -6187,6 +7003,12 @@
     <w:next w:val="1"/>
     <w:qFormat/>
     <w:uiPriority w:val="0"/>
+    <w:pPr>
+      <w:ind w:firstLine="0"/>
+    </w:pPr>
+    <w:rPr>
+      <w:rFonts w:ascii="Times New Roman" w:hAnsi="Times New Roman"/>
+    </w:rPr>
   </w:style>
   <w:style w:type="paragraph" w:styleId="18">
     <w:name w:val="toc 2"/>
@@ -6195,8 +7017,11 @@
     <w:qFormat/>
     <w:uiPriority w:val="0"/>
     <w:pPr>
-      <w:ind w:left="420" w:leftChars="200"/>
+      <w:ind w:left="420" w:leftChars="200" w:firstLine="0"/>
     </w:pPr>
+    <w:rPr>
+      <w:rFonts w:ascii="Times New Roman" w:hAnsi="Times New Roman"/>
+    </w:rPr>
   </w:style>
   <w:style w:type="paragraph" w:styleId="19">
     <w:name w:val="toc 3"/>

--- a/docs/Короткие_инструкции/docx/A2_1_Загрузка_на_ESP32_прошивки.docx
+++ b/docs/Короткие_инструкции/docx/A2_1_Загрузка_на_ESP32_прошивки.docx
@@ -973,8 +973,8 @@
         </w:rPr>
       </w:pPr>
       <w:bookmarkStart w:id="2" w:name="_Toc537"/>
-      <w:bookmarkStart w:id="3" w:name="_Toc737251953"/>
-      <w:bookmarkStart w:id="4" w:name="_Toc632"/>
+      <w:bookmarkStart w:id="3" w:name="_Toc632"/>
+      <w:bookmarkStart w:id="4" w:name="_Toc737251953"/>
       <w:bookmarkStart w:id="5" w:name="_Toc245531148"/>
       <w:bookmarkStart w:id="6" w:name="_Toc1082990755"/>
       <w:r>
@@ -2032,10 +2032,10 @@
           <w:lang w:val="ru-RU"/>
         </w:rPr>
       </w:pPr>
-      <w:bookmarkStart w:id="7" w:name="_Toc31695"/>
-      <w:bookmarkStart w:id="8" w:name="_Toc14805"/>
-      <w:bookmarkStart w:id="9" w:name="_Toc1168675054"/>
-      <w:bookmarkStart w:id="10" w:name="_Toc1292543685"/>
+      <w:bookmarkStart w:id="7" w:name="_Toc1292543685"/>
+      <w:bookmarkStart w:id="8" w:name="_Toc1168675054"/>
+      <w:bookmarkStart w:id="9" w:name="_Toc14805"/>
+      <w:bookmarkStart w:id="10" w:name="_Toc31695"/>
       <w:bookmarkStart w:id="11" w:name="_Toc862660003"/>
       <w:r>
         <w:rPr>
@@ -3353,8 +3353,6 @@
         </w:rPr>
         <w:t xml:space="preserve"> плата с таким чипом </w:t>
       </w:r>
-      <w:bookmarkStart w:id="26" w:name="_GoBack"/>
-      <w:bookmarkEnd w:id="26"/>
       <w:r>
         <w:rPr>
           <w:rFonts w:hint="default"/>
@@ -3509,11 +3507,11 @@
           <w:lang w:val="ru-RU"/>
         </w:rPr>
       </w:pPr>
-      <w:bookmarkStart w:id="12" w:name="_Toc1700829849"/>
+      <w:bookmarkStart w:id="12" w:name="_Toc1899379536"/>
       <w:bookmarkStart w:id="13" w:name="_Toc1087"/>
-      <w:bookmarkStart w:id="14" w:name="_Toc28470"/>
-      <w:bookmarkStart w:id="15" w:name="_Toc127156634"/>
-      <w:bookmarkStart w:id="16" w:name="_Toc1899379536"/>
+      <w:bookmarkStart w:id="14" w:name="_Toc127156634"/>
+      <w:bookmarkStart w:id="15" w:name="_Toc1700829849"/>
+      <w:bookmarkStart w:id="16" w:name="_Toc28470"/>
       <w:r>
         <w:rPr>
           <w:rFonts w:hint="default"/>
@@ -4826,10 +4824,10 @@
           <w:lang w:val="ru-RU"/>
         </w:rPr>
       </w:pPr>
-      <w:bookmarkStart w:id="17" w:name="_Toc11247"/>
-      <w:bookmarkStart w:id="18" w:name="_Toc11795"/>
-      <w:bookmarkStart w:id="19" w:name="_Toc1714107064"/>
-      <w:bookmarkStart w:id="20" w:name="_Toc847700259"/>
+      <w:bookmarkStart w:id="17" w:name="_Toc11795"/>
+      <w:bookmarkStart w:id="18" w:name="_Toc1714107064"/>
+      <w:bookmarkStart w:id="19" w:name="_Toc847700259"/>
+      <w:bookmarkStart w:id="20" w:name="_Toc11247"/>
       <w:bookmarkStart w:id="21" w:name="_Toc1908183488"/>
       <w:r>
         <w:rPr>
@@ -5331,12 +5329,13 @@
           <w:rFonts w:hint="default"/>
           <w:lang w:val="ru-RU"/>
         </w:rPr>
-        <w:t>не отображается, хотя всё остальное работает корректно. Или отображается, а потом пропадает. Возможно вам мешает сервися дисплеев для слепых. Его проще вырезать из системы, он перехватывает управление драйвером ch341, возникае тконфликт и утсройство отключается.</w:t>
+        <w:t>не отображается, хотя всё остальное работает корректно. Или отображается, а потом пропадает. Возможно вам мешает сервис дисплеев для слепых. Его проще вырезать из системы, он перехватывает управление драйвером ch341, возникает конфликт и устройство отключается.</w:t>
       </w:r>
     </w:p>
     <w:p>
       <w:pPr>
         <w:numPr>
+          <w:ilvl w:val="0"/>
           <w:numId w:val="0"/>
         </w:numPr>
         <w:ind w:firstLine="720" w:firstLineChars="0"/>
@@ -5350,7 +5349,7 @@
           <w:rFonts w:hint="default"/>
           <w:lang w:val="ru-RU"/>
         </w:rPr>
-        <w:t>Выполнителе следующую команды для удаления службы дсиплея Брайля:</w:t>
+        <w:t>Выполните следующую команду для удаления службы дисплея Брайля:</w:t>
       </w:r>
     </w:p>
     <w:p>
@@ -5373,6 +5372,7 @@
     <w:p>
       <w:pPr>
         <w:numPr>
+          <w:ilvl w:val="0"/>
           <w:numId w:val="0"/>
         </w:numPr>
         <w:jc w:val="both"/>
@@ -5414,21 +5414,7 @@
           <w:rFonts w:hint="default"/>
           <w:lang w:val="ru-RU"/>
         </w:rPr>
-        <w:t xml:space="preserve"> или на </w:t>
-      </w:r>
-      <w:r>
-        <w:rPr>
-          <w:rFonts w:hint="default"/>
-          <w:lang w:val="en-US"/>
-        </w:rPr>
-        <w:t xml:space="preserve">Linux </w:t>
-      </w:r>
-      <w:r>
-        <w:rPr>
-          <w:rFonts w:hint="default"/>
-          <w:lang w:val="ru-RU"/>
-        </w:rPr>
-        <w:t xml:space="preserve">удаление brltty не помогло, то возможно у вас в сисеме не предустановлены драйвера для программатора ch341 (встроенный в плату USB-TTL преобразователь). </w:t>
+        <w:t xml:space="preserve">, то возможно у вас в системе не предустановлены драйвера для программатора ch341 (встроенный в плату USB-TTL преобразователь). </w:t>
       </w:r>
     </w:p>
     <w:p>
@@ -5635,19 +5621,14 @@
     </w:p>
     <w:p>
       <w:pPr>
-        <w:rPr>
-          <w:rFonts w:hint="default"/>
-          <w:lang w:val="en-US"/>
-        </w:rPr>
-      </w:pPr>
-    </w:p>
-    <w:p>
-      <w:pPr>
-        <w:rPr>
-          <w:rFonts w:hint="default"/>
-          <w:lang w:val="en-US"/>
-        </w:rPr>
-      </w:pPr>
+        <w:ind w:left="0" w:leftChars="0" w:firstLine="0" w:firstLineChars="0"/>
+        <w:rPr>
+          <w:rFonts w:hint="default"/>
+          <w:lang w:val="en-US"/>
+        </w:rPr>
+      </w:pPr>
+      <w:bookmarkStart w:id="26" w:name="_GoBack"/>
+      <w:bookmarkEnd w:id="26"/>
     </w:p>
     <w:p>
       <w:pPr>
@@ -5658,8 +5639,8 @@
           <w:lang w:val="ru-RU"/>
         </w:rPr>
       </w:pPr>
-      <w:bookmarkStart w:id="24" w:name="_Toc12266"/>
-      <w:bookmarkStart w:id="25" w:name="_Toc1316004941"/>
+      <w:bookmarkStart w:id="24" w:name="_Toc1316004941"/>
+      <w:bookmarkStart w:id="25" w:name="_Toc12266"/>
       <w:r>
         <w:rPr>
           <w:rFonts w:hint="default"/>
@@ -6204,7 +6185,7 @@
         </mc:Choice>
         <mc:Fallback>
           <w:pict>
-            <v:shape id="_x0000_s1026" o:spid="_x0000_s1026" o:spt="202" type="#_x0000_t202" style="position:absolute;left:0pt;margin-top:0pt;height:144pt;width:144pt;mso-position-horizontal:center;mso-position-horizontal-relative:margin;mso-wrap-style:none;z-index:251659264;mso-width-relative:page;mso-height-relative:page;" filled="f" stroked="f" coordsize="21600,21600" o:gfxdata="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">
+            <v:shape id="_x0000_s1026" o:spid="_x0000_s1026" o:spt="202" type="#_x0000_t202" style="position:absolute;left:0pt;margin-top:0pt;height:144pt;width:144pt;mso-position-horizontal:center;mso-position-horizontal-relative:margin;mso-wrap-style:none;z-index:251659264;mso-width-relative:page;mso-height-relative:page;" filled="f" stroked="f" coordsize="21600,21600" o:gfxdata="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">
               <v:fill on="f" focussize="0,0"/>
               <v:stroke on="f" weight="0.5pt"/>
               <v:imagedata o:title=""/>
@@ -7427,9 +7408,7 @@
 
 <file path=customXml/item1.xml><?xml version="1.0" encoding="utf-8"?>
 <s:customData xmlns="http://www.wps.cn/officeDocument/2013/wpsCustomData" xmlns:s="http://www.wps.cn/officeDocument/2013/wpsCustomData">
-  <customSectProps>
-    <customSectPr/>
-  </customSectProps>
+  <customSectProps/>
   <customShpExts>
     <customShpInfo spid="_x0000_s1026" textRotate="1"/>
   </customShpExts>
